--- a/zht/docx/204.content.docx
+++ b/zht/docx/204.content.docx
@@ -349,18 +349,12 @@
           <w:lang w:val="zh_TW" w:bidi="zh_TW"/>
         </w:rPr>
       </w:r>
-      <w:hyperlink r:id="rId13">
-        <w:r>
-          <w:rPr>
-            <w:lang w:val="zh_TW" w:bidi="zh_TW"/>
-          </w:rPr>
-          <w:rPr>
-            <w:color w:val="0000EE"/>
-            <w:u w:val="single"/>
-          </w:rPr>
-          <w:t>但以理書2:27</w:t>
-        </w:r>
-      </w:hyperlink>
+      <w:r>
+        <w:rPr>
+          <w:lang w:val="zh_TW" w:bidi="zh_TW"/>
+        </w:rPr>
+        <w:t>但以理書2:27</w:t>
+      </w:r>
     </w:p>
     <w:p>
       <w:pPr>
@@ -373,18 +367,12 @@
           <w:lang w:val="zh_TW" w:bidi="zh_TW"/>
         </w:rPr>
       </w:r>
-      <w:hyperlink r:id="rId14">
-        <w:r>
-          <w:rPr>
-            <w:lang w:val="zh_TW" w:bidi="zh_TW"/>
-          </w:rPr>
-          <w:rPr>
-            <w:color w:val="0000EE"/>
-            <w:u w:val="single"/>
-          </w:rPr>
-          <w:t>但以理書5:7</w:t>
-        </w:r>
-      </w:hyperlink>
+      <w:r>
+        <w:rPr>
+          <w:lang w:val="zh_TW" w:bidi="zh_TW"/>
+        </w:rPr>
+        <w:t>但以理書5:7</w:t>
+      </w:r>
     </w:p>
     <w:p>
       <w:pPr>
@@ -397,18 +385,12 @@
           <w:lang w:val="zh_TW" w:bidi="zh_TW"/>
         </w:rPr>
       </w:r>
-      <w:hyperlink r:id="rId15">
-        <w:r>
-          <w:rPr>
-            <w:lang w:val="zh_TW" w:bidi="zh_TW"/>
-          </w:rPr>
-          <w:rPr>
-            <w:color w:val="0000EE"/>
-            <w:u w:val="single"/>
-          </w:rPr>
-          <w:t>馬太福音2:1</w:t>
-        </w:r>
-      </w:hyperlink>
+      <w:r>
+        <w:rPr>
+          <w:lang w:val="zh_TW" w:bidi="zh_TW"/>
+        </w:rPr>
+        <w:t>馬太福音2:1</w:t>
+      </w:r>
     </w:p>
     <w:p>
       <w:pPr>
@@ -421,18 +403,12 @@
           <w:lang w:val="zh_TW" w:bidi="zh_TW"/>
         </w:rPr>
       </w:r>
-      <w:hyperlink r:id="rId16">
-        <w:r>
-          <w:rPr>
-            <w:lang w:val="zh_TW" w:bidi="zh_TW"/>
-          </w:rPr>
-          <w:rPr>
-            <w:color w:val="0000EE"/>
-            <w:u w:val="single"/>
-          </w:rPr>
-          <w:t>馬太福音2:7</w:t>
-        </w:r>
-      </w:hyperlink>
+      <w:r>
+        <w:rPr>
+          <w:lang w:val="zh_TW" w:bidi="zh_TW"/>
+        </w:rPr>
+        <w:t>馬太福音2:7</w:t>
+      </w:r>
     </w:p>
     <w:p>
       <w:pPr>
@@ -445,18 +421,12 @@
           <w:lang w:val="zh_TW" w:bidi="zh_TW"/>
         </w:rPr>
       </w:r>
-      <w:hyperlink r:id="rId17">
-        <w:r>
-          <w:rPr>
-            <w:lang w:val="zh_TW" w:bidi="zh_TW"/>
-          </w:rPr>
-          <w:rPr>
-            <w:color w:val="0000EE"/>
-            <w:u w:val="single"/>
-          </w:rPr>
-          <w:t>馬太福音2:16</w:t>
-        </w:r>
-      </w:hyperlink>
+      <w:r>
+        <w:rPr>
+          <w:lang w:val="zh_TW" w:bidi="zh_TW"/>
+        </w:rPr>
+        <w:t>馬太福音2:16</w:t>
+      </w:r>
     </w:p>
     <w:p>
       <w:pPr>
@@ -730,18 +700,12 @@
           <w:lang w:val="zh_TW" w:bidi="zh_TW"/>
         </w:rPr>
       </w:r>
-      <w:hyperlink r:id="rId18">
-        <w:r>
-          <w:rPr>
-            <w:lang w:val="zh_TW" w:bidi="zh_TW"/>
-          </w:rPr>
-          <w:rPr>
-            <w:color w:val="0000EE"/>
-            <w:u w:val="single"/>
-          </w:rPr>
-          <w:t>出埃及記4:6</w:t>
-        </w:r>
-      </w:hyperlink>
+      <w:r>
+        <w:rPr>
+          <w:lang w:val="zh_TW" w:bidi="zh_TW"/>
+        </w:rPr>
+        <w:t>出埃及記4:6</w:t>
+      </w:r>
     </w:p>
     <w:p>
       <w:pPr>
@@ -754,18 +718,12 @@
           <w:lang w:val="zh_TW" w:bidi="zh_TW"/>
         </w:rPr>
       </w:r>
-      <w:hyperlink r:id="rId19">
-        <w:r>
-          <w:rPr>
-            <w:lang w:val="zh_TW" w:bidi="zh_TW"/>
-          </w:rPr>
-          <w:rPr>
-            <w:color w:val="0000EE"/>
-            <w:u w:val="single"/>
-          </w:rPr>
-          <w:t>約伯記37:4–6</w:t>
-        </w:r>
-      </w:hyperlink>
+      <w:r>
+        <w:rPr>
+          <w:lang w:val="zh_TW" w:bidi="zh_TW"/>
+        </w:rPr>
+        <w:t>約伯記37:4–6</w:t>
+      </w:r>
     </w:p>
     <w:p>
       <w:pPr>
@@ -778,18 +736,12 @@
           <w:lang w:val="zh_TW" w:bidi="zh_TW"/>
         </w:rPr>
       </w:r>
-      <w:hyperlink r:id="rId20">
-        <w:r>
-          <w:rPr>
-            <w:lang w:val="zh_TW" w:bidi="zh_TW"/>
-          </w:rPr>
-          <w:rPr>
-            <w:color w:val="0000EE"/>
-            <w:u w:val="single"/>
-          </w:rPr>
-          <w:t>馬太福音28:3</w:t>
-        </w:r>
-      </w:hyperlink>
+      <w:r>
+        <w:rPr>
+          <w:lang w:val="zh_TW" w:bidi="zh_TW"/>
+        </w:rPr>
+        <w:t>馬太福音28:3</w:t>
+      </w:r>
     </w:p>
     <w:p>
       <w:pPr>
@@ -802,18 +754,12 @@
           <w:lang w:val="zh_TW" w:bidi="zh_TW"/>
         </w:rPr>
       </w:r>
-      <w:hyperlink r:id="rId21">
-        <w:r>
-          <w:rPr>
-            <w:lang w:val="zh_TW" w:bidi="zh_TW"/>
-          </w:rPr>
-          <w:rPr>
-            <w:color w:val="0000EE"/>
-            <w:u w:val="single"/>
-          </w:rPr>
-          <w:t>詩篇147:16</w:t>
-        </w:r>
-      </w:hyperlink>
+      <w:r>
+        <w:rPr>
+          <w:lang w:val="zh_TW" w:bidi="zh_TW"/>
+        </w:rPr>
+        <w:t>詩篇147:16</w:t>
+      </w:r>
     </w:p>
     <w:p>
       <w:pPr>
@@ -826,18 +772,12 @@
           <w:lang w:val="zh_TW" w:bidi="zh_TW"/>
         </w:rPr>
       </w:r>
-      <w:hyperlink r:id="rId22">
-        <w:r>
-          <w:rPr>
-            <w:lang w:val="zh_TW" w:bidi="zh_TW"/>
-          </w:rPr>
-          <w:rPr>
-            <w:color w:val="0000EE"/>
-            <w:u w:val="single"/>
-          </w:rPr>
-          <w:t>啟示錄1:14</w:t>
-        </w:r>
-      </w:hyperlink>
+      <w:r>
+        <w:rPr>
+          <w:lang w:val="zh_TW" w:bidi="zh_TW"/>
+        </w:rPr>
+        <w:t>啟示錄1:14</w:t>
+      </w:r>
     </w:p>
     <w:p>
       <w:pPr>

--- a/zht/docx/204.content.docx
+++ b/zht/docx/204.content.docx
@@ -663,19 +663,7 @@
         <w:rPr>
           <w:lang w:val="zh_TW" w:bidi="zh_TW"/>
         </w:rPr>
-        <w:t>、</w:t>
-      </w:r>
-      <w:r>
-        <w:rPr>
-          <w:lang w:val="zh_TW" w:bidi="zh_TW"/>
-        </w:rPr>
-        <w:t>純潔</w:t>
-      </w:r>
-      <w:r>
-        <w:rPr>
-          <w:lang w:val="zh_TW" w:bidi="zh_TW"/>
-        </w:rPr>
-        <w:t>）</w:t>
+        <w:t>、純潔）</w:t>
       </w:r>
     </w:p>
     <w:p>
